--- a/manuals/Payroll Processing - Part 7 - Terminations and Out-of-Cycle Pay Runs.docx
+++ b/manuals/Payroll Processing - Part 7 - Terminations and Out-of-Cycle Pay Runs.docx
@@ -125,6 +125,60 @@
         </w:rPr>
         <w:t xml:space="preserve">Parts 1 to 6 cover the fortnightly cycle. This guide covers a pay run that sits outside it: a small, ad hoc pay run created for one or two people, usually because someone has resigned and their final pay cannot wait for the next fortnight.</w:t>
       </w:r>
+    </w:p>
+    <w:tbl>
+      <w:tblPr>
+        <w:tblW w:type="auto" w:w="100"/>
+        <w:tblBorders>
+          <w:top w:val="single" w:color="D0D7E5" w:sz="2"/>
+          <w:left w:val="single" w:color="1F4E79" w:sz="18"/>
+          <w:bottom w:val="single" w:color="D0D7E5" w:sz="2"/>
+          <w:right w:val="single" w:color="D0D7E5" w:sz="2"/>
+          <w:insideH w:val="none"/>
+          <w:insideV w:val="none"/>
+        </w:tblBorders>
+      </w:tblPr>
+      <w:tblGrid>
+        <w:gridCol w:w="9360"/>
+      </w:tblGrid>
+      <w:tr>
+        <w:tc>
+          <w:tcPr>
+            <w:tcW w:type="dxa" w:w="9360"/>
+            <w:shd w:fill="F2F6FB" w:val="clear"/>
+            <w:tcMar>
+              <w:top w:type="dxa" w:w="120"/>
+              <w:left w:type="dxa" w:w="180"/>
+              <w:bottom w:type="dxa" w:w="120"/>
+              <w:right w:type="dxa" w:w="180"/>
+            </w:tcMar>
+          </w:tcPr>
+          <w:p>
+            <w:r>
+              <w:rPr>
+                <w:b/>
+                <w:bCs/>
+                <w:color w:val="1F4E79"/>
+                <w:sz w:val="22"/>
+                <w:szCs w:val="22"/>
+              </w:rPr>
+              <w:t xml:space="preserve">Where this comes from.  </w:t>
+            </w:r>
+            <w:r>
+              <w:rPr>
+                <w:sz w:val="22"/>
+                <w:szCs w:val="22"/>
+              </w:rPr>
+              <w:t xml:space="preserve">Everything in this guide was recorded live in Video 7, Day 5 tasks - Reporting Graphs and HOD Meeting preps. A resignation was processed on camera from start to finish, so unlike the situations in the handover document, this one is not reconstructed.</w:t>
+            </w:r>
+          </w:p>
+        </w:tc>
+      </w:tr>
+    </w:tbl>
+    <w:p>
+      <w:pPr>
+        <w:spacing w:after="200"/>
+      </w:pPr>
     </w:p>
     <w:p>
       <w:pPr>
